--- a/бумага/отчет.docx
+++ b/бумага/отчет.docx
@@ -110,7 +110,7 @@
               </wp:anchor>
             </w:drawing>
           </mc:Choice>
-          <mc:Fallback xmlns:cr="http://schemas.microsoft.com/office/comments/2020/reactions" xmlns="http://schemas.microsoft.com/office/tasks/2019/documenttasks" xmlns:dgm="http://schemas.openxmlformats.org/drawingml/2006/diagram" xmlns:lc="http://schemas.openxmlformats.org/drawingml/2006/lockedCanvas" xmlns:c="http://schemas.openxmlformats.org/drawingml/2006/chart" xmlns:pic="http://schemas.openxmlformats.org/drawingml/2006/picture" xmlns:a="http://schemas.openxmlformats.org/drawingml/2006/main" xmlns:sl="http://schemas.openxmlformats.org/schemaLibrary/2006/main" xmlns:w16="http://schemas.microsoft.com/office/word/2018/wordml" xmlns:w16cid="http://schemas.microsoft.com/office/word/2016/wordml/cid" xmlns:w16cex="http://schemas.microsoft.com/office/word/2018/wordml/cex" xmlns:am3d="http://schemas.microsoft.com/office/drawing/2017/model3d" xmlns:aink="http://schemas.microsoft.com/office/drawing/2016/ink" xmlns:cx8="http://schemas.microsoft.com/office/drawing/2016/5/14/chartex" xmlns:cx7="http://schemas.microsoft.com/office/drawing/2016/5/13/chartex" xmlns:cx6="http://schemas.microsoft.com/office/drawing/2016/5/12/chartex" xmlns:cx5="http://schemas.microsoft.com/office/drawing/2016/5/11/chartex" xmlns:cx4="http://schemas.microsoft.com/office/drawing/2016/5/10/chartex" xmlns:cx3="http://schemas.microsoft.com/office/drawing/2016/5/9/chartex" xmlns:cx2="http://schemas.microsoft.com/office/drawing/2015/10/21/chartex" xmlns:cx1="http://schemas.microsoft.com/office/drawing/2015/9/8/chartex">
+          <mc:Fallback xmlns:cx1="http://schemas.microsoft.com/office/drawing/2015/9/8/chartex" xmlns:cx2="http://schemas.microsoft.com/office/drawing/2015/10/21/chartex" xmlns:cx3="http://schemas.microsoft.com/office/drawing/2016/5/9/chartex" xmlns:cx4="http://schemas.microsoft.com/office/drawing/2016/5/10/chartex" xmlns:cx5="http://schemas.microsoft.com/office/drawing/2016/5/11/chartex" xmlns:cx6="http://schemas.microsoft.com/office/drawing/2016/5/12/chartex" xmlns:cx7="http://schemas.microsoft.com/office/drawing/2016/5/13/chartex" xmlns:cx8="http://schemas.microsoft.com/office/drawing/2016/5/14/chartex" xmlns:aink="http://schemas.microsoft.com/office/drawing/2016/ink" xmlns:am3d="http://schemas.microsoft.com/office/drawing/2017/model3d" xmlns:w16cex="http://schemas.microsoft.com/office/word/2018/wordml/cex" xmlns:w16cid="http://schemas.microsoft.com/office/word/2016/wordml/cid" xmlns:w16="http://schemas.microsoft.com/office/word/2018/wordml" xmlns:sl="http://schemas.openxmlformats.org/schemaLibrary/2006/main" xmlns:a="http://schemas.openxmlformats.org/drawingml/2006/main" xmlns:pic="http://schemas.openxmlformats.org/drawingml/2006/picture" xmlns:c="http://schemas.openxmlformats.org/drawingml/2006/chart" xmlns:lc="http://schemas.openxmlformats.org/drawingml/2006/lockedCanvas" xmlns:dgm="http://schemas.openxmlformats.org/drawingml/2006/diagram" xmlns="http://schemas.microsoft.com/office/tasks/2019/documenttasks" xmlns:cr="http://schemas.microsoft.com/office/comments/2020/reactions">
             <w:drawing>
               <wp:anchor allowOverlap="1" behindDoc="0" distB="0" distT="0" distL="114300" distR="114300" hidden="0" layoutInCell="1" locked="0" relativeHeight="0" simplePos="0">
                 <wp:simplePos x="0" y="0"/>
@@ -347,14 +347,21 @@
           <w:b/>
           <w:lang w:val="ru-RU"/>
         </w:rPr>
-        <w:t>3</w:t>
+        <w:t>2</w:t>
       </w:r>
       <w:r>
         <w:rPr>
           <w:b/>
           <w:lang w:val="ru-RU"/>
         </w:rPr>
-        <w:t xml:space="preserve"> Осуществление интеграции программных модулей</w:t>
+        <w:t xml:space="preserve"> </w:t>
+      </w:r>
+      <w:r>
+        <w:rPr>
+          <w:b/>
+          <w:lang w:val="ru-RU"/>
+        </w:rPr>
+        <w:t>Производственная практика</w:t>
       </w:r>
     </w:p>
     <w:p>
@@ -2031,11 +2038,19 @@
                 <w:lang w:val="ru-RU"/>
               </w:rPr>
             </w:pPr>
-            <w:r>
-              <w:rPr>
-                <w:color w:val="000000" w:themeColor="text1"/>
-              </w:rPr>
-              <w:t xml:space="preserve">Кодинг на </w:t>
+            <w:proofErr w:type="spellStart"/>
+            <w:r>
+              <w:rPr>
+                <w:color w:val="000000" w:themeColor="text1"/>
+              </w:rPr>
+              <w:t>Кодинг</w:t>
+            </w:r>
+            <w:proofErr w:type="spellEnd"/>
+            <w:r>
+              <w:rPr>
+                <w:color w:val="000000" w:themeColor="text1"/>
+              </w:rPr>
+              <w:t xml:space="preserve"> на </w:t>
             </w:r>
             <w:r>
               <w:rPr>
@@ -2071,6 +2086,7 @@
               </w:rPr>
               <w:t xml:space="preserve">, создание </w:t>
             </w:r>
+            <w:proofErr w:type="spellStart"/>
             <w:r>
               <w:rPr>
                 <w:color w:val="000000" w:themeColor="text1"/>
@@ -2078,6 +2094,7 @@
               </w:rPr>
               <w:t>xaml</w:t>
             </w:r>
+            <w:proofErr w:type="spellEnd"/>
             <w:r>
               <w:rPr>
                 <w:color w:val="000000" w:themeColor="text1"/>
@@ -2203,11 +2220,19 @@
                 <w:lang w:val="ru-RU"/>
               </w:rPr>
             </w:pPr>
-            <w:r>
-              <w:rPr>
-                <w:color w:val="000000" w:themeColor="text1"/>
-              </w:rPr>
-              <w:t xml:space="preserve">Кодинг на </w:t>
+            <w:proofErr w:type="spellStart"/>
+            <w:r>
+              <w:rPr>
+                <w:color w:val="000000" w:themeColor="text1"/>
+              </w:rPr>
+              <w:t>Кодинг</w:t>
+            </w:r>
+            <w:proofErr w:type="spellEnd"/>
+            <w:r>
+              <w:rPr>
+                <w:color w:val="000000" w:themeColor="text1"/>
+              </w:rPr>
+              <w:t xml:space="preserve"> на </w:t>
             </w:r>
             <w:r>
               <w:rPr>
@@ -2235,6 +2260,7 @@
               </w:rPr>
               <w:t xml:space="preserve"> создание </w:t>
             </w:r>
+            <w:proofErr w:type="spellStart"/>
             <w:r>
               <w:rPr>
                 <w:color w:val="000000" w:themeColor="text1"/>
@@ -2242,6 +2268,7 @@
               </w:rPr>
               <w:t>xaml</w:t>
             </w:r>
+            <w:proofErr w:type="spellEnd"/>
             <w:r>
               <w:rPr>
                 <w:color w:val="000000" w:themeColor="text1"/>
@@ -3590,14 +3617,30 @@
           <w:u w:val="single"/>
           <w:lang w:val="ru-RU"/>
         </w:rPr>
-        <w:t>3</w:t>
+        <w:t>2</w:t>
       </w:r>
       <w:r>
         <w:rPr>
           <w:u w:val="single"/>
           <w:lang w:val="ru-RU"/>
         </w:rPr>
-        <w:t xml:space="preserve"> Осуществление интеграции программных модулей </w:t>
+        <w:t xml:space="preserve"> </w:t>
+      </w:r>
+      <w:r>
+        <w:rPr>
+          <w:u w:val="single"/>
+          <w:lang w:val="ru-RU"/>
+        </w:rPr>
+        <w:t>Производственная практика___________________________</w:t>
+      </w:r>
+      <w:bookmarkStart w:id="1" w:name="_GoBack"/>
+      <w:bookmarkEnd w:id="1"/>
+      <w:r>
+        <w:rPr>
+          <w:u w:val="single"/>
+          <w:lang w:val="ru-RU"/>
+        </w:rPr>
+        <w:t xml:space="preserve"> </w:t>
       </w:r>
     </w:p>
     <w:p>
@@ -3627,8 +3670,6 @@
         </w:rPr>
         <w:t xml:space="preserve">                                              (наименование МДК)</w:t>
       </w:r>
-      <w:bookmarkStart w:id="1" w:name="_GoBack"/>
-      <w:bookmarkEnd w:id="1"/>
     </w:p>
     <w:p>
       <w:pPr>
